--- a/thesis/003_ThesisProposal_Draft_015.docx
+++ b/thesis/003_ThesisProposal_Draft_015.docx
@@ -11157,17 +11157,35 @@
       </w:r>
       <w:r>
         <w:rPr>
-          <w:rFonts w:ascii="Georgia" w:cs="Georgia" w:eastAsia="Georgia" w:hAnsi="Georgia"/>
-          <w:b w:val="0"/>
-          <w:bCs w:val="0"/>
-          <w:i w:val="0"/>
-          <w:iCs w:val="0"/>
-          <w:color w:val="000000"/>
-          <w:sz w:val="22"/>
-          <w:szCs w:val="22"/>
-          <w:rtl w:val="0"/>
-        </w:rPr>
-        <w:t xml:space="preserve"> that C. longa extracts are potential (EC) alternative stains. PCR </w:t>
+          <w:color w:val="000000"/>
+        </w:rPr>
+        <w:t xml:space="preserve"> that C. longa extracts are </w:t>
+      </w:r>
+      <w:r>
+        <w:rPr>
+          <w:highlight w:val="red"/>
+          <w:color w:val="ffffff"/>
+          <w:strike/>
+        </w:rPr>
+        <w:t>potential</w:t>
+      </w:r>
+      <w:r>
+        <w:rPr>
+          <w:color w:val="000000"/>
+        </w:rPr>
+        <w:t xml:space="preserve"> </w:t>
+      </w:r>
+      <w:r>
+        <w:rPr>
+          <w:color w:val="ed7d31"/>
+        </w:rPr>
+        <w:t>(EC)</w:t>
+      </w:r>
+      <w:r>
+        <w:rPr>
+          <w:color w:val="000000"/>
+        </w:rPr>
+        <w:t xml:space="preserve"> alternative stains. PCR </w:t>
       </w:r>
       <w:r>
         <w:rPr>
@@ -11369,7 +11387,7 @@
           <w:szCs w:val="22"/>
           <w:rtl w:val="0"/>
         </w:rPr>
-        <w:t xml:space="preserve"> Red highlights mark type. Orange text marks function. Grey highlight marks an unhedged site. Here, “potential” is retained as a Lexical hedge because it appears in a results/conclusion sentence and qualifies the claim about the extracts.</w:t>
+        <w:t xml:space="preserve"> Colored highlights mark type. Colored text marks function. Grey highlights mark an unhedged site. Here, “potential” is retained as a Lexical hedge because it appears in a results/conclusion sentence and qualifies the claim about the extracts.</w:t>
       </w:r>
       <w:r>
         <w:rPr>

--- a/thesis/003_ThesisProposal_Draft_015.docx
+++ b/thesis/003_ThesisProposal_Draft_015.docx
@@ -11118,7 +11118,6 @@
           <w:rFonts w:ascii="Georgia" w:cs="Georgia" w:eastAsia="Georgia" w:hAnsi="Georgia"/>
           <w:b w:val="1"/>
           <w:bCs w:val="1"/>
-          <w:strike w:val="0"/>
           <w:color w:val="ffffff"/>
           <w:sz w:val="22"/>
           <w:szCs w:val="22"/>
@@ -11165,7 +11164,6 @@
         <w:rPr>
           <w:highlight w:val="red"/>
           <w:color w:val="ffffff"/>
-          <w:strike/>
         </w:rPr>
         <w:t>potential</w:t>
       </w:r>
